--- a/UNEMPLOYMENT_10092026/Africa_Unemployment_Collector_Progress_Report.docx
+++ b/UNEMPLOYMENT_10092026/Africa_Unemployment_Collector_Progress_Report.docx
@@ -35,7 +35,7 @@
           <w:b w:val="0"/>
           <w:sz w:val="18"/>
         </w:rPr>
-        <w:t>Generated 10 September 2026</w:t>
+        <w:t>Generated 27 September 2026</w:t>
       </w:r>
     </w:p>
     <w:p/>
@@ -62,7 +62,7 @@
           <w:b w:val="0"/>
           <w:sz w:val="21"/>
         </w:rPr>
-        <w:t>As at this reporting date, 26 countries are collected and validated, yielding 11,093 rows. Coverage runs from South Africa's 74 quarters (2008 Q1 to 2026 Q2) through quarterly series for Egypt, Ghana, Mauritius, Tunisia and others, to single ad-hoc rounds where that is all an NSO has published. 2 countries are outstanding, both for reasons outside the collector's control.</w:t>
+        <w:t>As at this reporting date, 28 countries are collected and validated, yielding 14,682 rows. Coverage runs from South Africa's 74 quarters (2008 Q1 to 2026 Q2) through quarterly series for Egypt, Ghana, Mauritius, Tunisia and others, to single ad-hoc rounds where that is all an NSO has published. 0 countries are outstanding, both for reasons outside the collector's control.</w:t>
       </w:r>
     </w:p>
     <w:p>
@@ -80,7 +80,7 @@
           <w:b w:val="0"/>
           <w:sz w:val="21"/>
         </w:rPr>
-        <w:t>This report also records a class of defect worth stating plainly. Four descriptors were downloading the wrong publication, and six countries were producing values that looked entirely reasonable but came from the wrong column, the wrong table or the wrong year. All were found by checking output against the figures the reports themselves print, and every country module now carries those cross-check values so the same drift is caught on the next run.</w:t>
+        <w:t>THE OFFLINE SUITE NOW COVERS KENYA, the country this round rebuilt from 17 rows to 464. Three of its four new checks target failures a validator cannot see: the List of Tables opening a block that outlived its page, which made Table 3 publish the labour force as employment and the participation rate as the employment ratio; the ten age cohorts across three quarters, two of which exist in no other source the collector reads; and the report's own LU2 contradiction, preserved rather than resolved. The fourth closes a gap in the harness itself -- the parser prints unmatched row specs and carries on, so a suite could stay green while a layout quietly stopped matching; where a fixture is a whole table, zero misses is now asserted. This report also records a class of defect worth stating plainly. Four descriptors were downloading the wrong publication, and six countries were producing values that looked entirely reasonable but came from the wrong column, the wrong table or the wrong year. All were found by checking output against the figures the reports themselves print, and every country module now carries those cross-check values so the same drift is caught on the next run.</w:t>
       </w:r>
     </w:p>
     <w:p>
@@ -209,7 +209,7 @@
           <w:b w:val="0"/>
           <w:sz w:val="21"/>
         </w:rPr>
-        <w:t>The 26 completed countries span every African sub-region and all three source tiers — a Tier-1 API (Ghana's StatsBank PxWeb, still the only machine-readable NSO labour source in Africa, and CAPMAS Egypt's publication API), Tier-2 structured files (South Africa, Mauritius, Tunisia), and Tier-3 report scraping for the rest.</w:t>
+        <w:t>The 28 completed countries span every African sub-region and all three source tiers — a Tier-1 API (Ghana's StatsBank PxWeb, still the only machine-readable NSO labour source in Africa, and CAPMAS Egypt's publication API), Tier-2 structured files (South Africa, Mauritius, Tunisia), and Tier-3 report scraping for the rest.</w:t>
       </w:r>
     </w:p>
     <w:p>
@@ -312,6 +312,73 @@
                 <w:sz w:val="16"/>
               </w:rPr>
               <w:t>Access method</w:t>
+            </w:r>
+          </w:p>
+        </w:tc>
+      </w:tr>
+      <w:tr>
+        <w:tc>
+          <w:tcPr>
+            <w:tcW w:type="dxa" w:w="1728"/>
+          </w:tcPr>
+          <w:p>
+            <w:r>
+              <w:rPr>
+                <w:sz w:val="16"/>
+              </w:rPr>
+              <w:t>Angola</w:t>
+            </w:r>
+          </w:p>
+        </w:tc>
+        <w:tc>
+          <w:tcPr>
+            <w:tcW w:type="dxa" w:w="1728"/>
+          </w:tcPr>
+          <w:p>
+            <w:r>
+              <w:rPr>
+                <w:sz w:val="16"/>
+              </w:rPr>
+              <w:t>NSO (INE Angola)</w:t>
+            </w:r>
+          </w:p>
+        </w:tc>
+        <w:tc>
+          <w:tcPr>
+            <w:tcW w:type="dxa" w:w="1728"/>
+          </w:tcPr>
+          <w:p>
+            <w:r>
+              <w:rPr>
+                <w:sz w:val="16"/>
+              </w:rPr>
+              <w:t>IEA — Séries cronológicas, quadros complementares, indicadores por província</w:t>
+            </w:r>
+          </w:p>
+        </w:tc>
+        <w:tc>
+          <w:tcPr>
+            <w:tcW w:type="dxa" w:w="1728"/>
+          </w:tcPr>
+          <w:p>
+            <w:r>
+              <w:rPr>
+                <w:sz w:val="16"/>
+              </w:rPr>
+              <w:t>2870 rows · 32 period(s) · 2019 to 2026-Q2</w:t>
+            </w:r>
+          </w:p>
+        </w:tc>
+        <w:tc>
+          <w:tcPr>
+            <w:tcW w:type="dxa" w:w="1728"/>
+          </w:tcPr>
+          <w:p>
+            <w:r>
+              <w:rPr>
+                <w:sz w:val="16"/>
+              </w:rPr>
+              <w:t>ine_ao_directory_files (Tier-2 structured file)</w:t>
             </w:r>
           </w:p>
         </w:tc>
@@ -674,7 +741,7 @@
               <w:rPr>
                 <w:sz w:val="16"/>
               </w:rPr>
-              <w:t>NSO (CSO)</w:t>
+              <w:t>NSO (Central Statistical Office)</w:t>
             </w:r>
           </w:p>
         </w:tc>
@@ -821,7 +888,7 @@
               <w:rPr>
                 <w:sz w:val="16"/>
               </w:rPr>
-              <w:t>AHIES</w:t>
+              <w:t>AHIES + PHC 2021</w:t>
             </w:r>
           </w:p>
         </w:tc>
@@ -834,7 +901,7 @@
               <w:rPr>
                 <w:sz w:val="16"/>
               </w:rPr>
-              <w:t>6426 rows · 7 period(s) · 2022-Q1 to 2023-Q3</w:t>
+              <w:t>6477 rows · 8 period(s) · 2021 to 2023-Q3</w:t>
             </w:r>
           </w:p>
         </w:tc>
@@ -847,7 +914,7 @@
               <w:rPr>
                 <w:sz w:val="16"/>
               </w:rPr>
-              <w:t>static_url (Tier-1 API)</w:t>
+              <w:t>NSO data API, 2 table(s) (Tier-1 API) + NSO data API, 1 table(s) (Tier-1 API)</w:t>
             </w:r>
           </w:p>
         </w:tc>
@@ -968,7 +1035,74 @@
               <w:rPr>
                 <w:sz w:val="16"/>
               </w:rPr>
-              <w:t>17 rows · 1 period(s) · 2022-Q4 to 2022-Q4</w:t>
+              <w:t>464 rows · 3 period(s) · 2021-Q4 to 2022-Q4</w:t>
+            </w:r>
+          </w:p>
+        </w:tc>
+        <w:tc>
+          <w:tcPr>
+            <w:tcW w:type="dxa" w:w="1728"/>
+          </w:tcPr>
+          <w:p>
+            <w:r>
+              <w:rPr>
+                <w:sz w:val="16"/>
+              </w:rPr>
+              <w:t>static_url (Tier-3 report)</w:t>
+            </w:r>
+          </w:p>
+        </w:tc>
+      </w:tr>
+      <w:tr>
+        <w:tc>
+          <w:tcPr>
+            <w:tcW w:type="dxa" w:w="1728"/>
+          </w:tcPr>
+          <w:p>
+            <w:r>
+              <w:rPr>
+                <w:sz w:val="16"/>
+              </w:rPr>
+              <w:t>Liberia</w:t>
+            </w:r>
+          </w:p>
+        </w:tc>
+        <w:tc>
+          <w:tcPr>
+            <w:tcW w:type="dxa" w:w="1728"/>
+          </w:tcPr>
+          <w:p>
+            <w:r>
+              <w:rPr>
+                <w:sz w:val="16"/>
+              </w:rPr>
+              <w:t>NSO (LISGIS)</w:t>
+            </w:r>
+          </w:p>
+        </w:tc>
+        <w:tc>
+          <w:tcPr>
+            <w:tcW w:type="dxa" w:w="1728"/>
+          </w:tcPr>
+          <w:p>
+            <w:r>
+              <w:rPr>
+                <w:sz w:val="16"/>
+              </w:rPr>
+              <w:t>LBR-LFS 2016-2017</w:t>
+            </w:r>
+          </w:p>
+        </w:tc>
+        <w:tc>
+          <w:tcPr>
+            <w:tcW w:type="dxa" w:w="1728"/>
+          </w:tcPr>
+          <w:p>
+            <w:r>
+              <w:rPr>
+                <w:sz w:val="16"/>
+              </w:rPr>
+              <w:t>221 rows · 1 period(s) · 2017 to 2017</w:t>
             </w:r>
           </w:p>
         </w:tc>
@@ -1344,7 +1478,7 @@
               <w:rPr>
                 <w:sz w:val="16"/>
               </w:rPr>
-              <w:t>NSO (NBS)</w:t>
+              <w:t>NSO (National Bureau of Statistics)</w:t>
             </w:r>
           </w:p>
         </w:tc>
@@ -2192,7 +2326,7 @@
           <w:b w:val="0"/>
           <w:sz w:val="21"/>
         </w:rPr>
-        <w:t>Two countries are outstanding, and neither is a parsing problem. Liberia's statistics institute no longer hosts its own publications: lisgis.gov.lr is a placeholder whose only links point to an aggregator, which policy excludes. Angola's INE has replaced the IEA bulletin with time-series workbooks that can only be fetched by an HTTP POST, which the shared harness does not yet support.</w:t>
+        <w:t>NO COUNTRY IS NOW BLOCKED. Liberia, the last, was restored when LISGIS rebuilt its site around a data API that serves each survey report directly; its LFS 2016-17 table is read by row position and proved by the table's own arithmetic in all seventeen columns.</w:t>
       </w:r>
     </w:p>
     <w:p>
@@ -2201,7 +2335,7 @@
           <w:b w:val="0"/>
           <w:sz w:val="21"/>
         </w:rPr>
-        <w:t>Angola is the higher-value of the two and should be taken next: what it now publishes is a full time series rather than one quarter at a time, so the work buys more than it costs. It needs POST support in the fetch layer plus a workbook layout, and the files must be kept apart on either side of the 13th- vs 19th-ICLS methodology break.</w:t>
+        <w:t>ANGOLA IS NOW UNBLOCKED. The harness learned to download by HTTP POST, which is how INE serves its IEA workbooks, and the five files now yield the headline series on both sides of the 13th- vs 19th-ICLS methodology break, the rates by residence, sex and age, and an annual provincial table -- a full time series where the old layout read one quarter per bulletin, kept apart by basis on every row.</w:t>
       </w:r>
     </w:p>
     <w:p>
@@ -2210,189 +2344,9 @@
           <w:b w:val="0"/>
           <w:sz w:val="21"/>
         </w:rPr>
-        <w:t>Beyond these two, fifteen further countries have a proven route and a located file but no layout yet — Mauritania's quarterly ENTE is the best unclaimed source among them. They are listed with everything needed to add them in the indicator's PENDING.md, alongside the countries that genuinely publish no labour force survey.</w:t>
+        <w:t>Beyond the collected set, fifteen further countries have a proven route and a located file but no layout yet — Mauritania's quarterly ENTE is the best unclaimed source among them. They are listed with everything needed to add them in the indicator's PENDING.md, alongside the countries that genuinely publish no labour force survey.</w:t>
       </w:r>
     </w:p>
-    <w:p/>
-    <w:tbl>
-      <w:tblPr>
-        <w:tblStyle w:val="LightGrid-Accent1"/>
-        <w:tblW w:type="auto" w:w="0"/>
-        <w:tblLook w:firstColumn="1" w:firstRow="1" w:lastColumn="0" w:lastRow="0" w:noHBand="0" w:noVBand="1" w:val="04A0"/>
-      </w:tblPr>
-      <w:tblGrid>
-        <w:gridCol w:w="2160"/>
-        <w:gridCol w:w="2160"/>
-        <w:gridCol w:w="2160"/>
-        <w:gridCol w:w="2160"/>
-      </w:tblGrid>
-      <w:tr>
-        <w:tc>
-          <w:tcPr>
-            <w:tcW w:type="dxa" w:w="2160"/>
-          </w:tcPr>
-          <w:p>
-            <w:r>
-              <w:rPr>
-                <w:b/>
-                <w:sz w:val="16"/>
-              </w:rPr>
-              <w:t>Country</w:t>
-            </w:r>
-          </w:p>
-        </w:tc>
-        <w:tc>
-          <w:tcPr>
-            <w:tcW w:type="dxa" w:w="2160"/>
-          </w:tcPr>
-          <w:p>
-            <w:r>
-              <w:rPr>
-                <w:b/>
-                <w:sz w:val="16"/>
-              </w:rPr>
-              <w:t>Category</w:t>
-            </w:r>
-          </w:p>
-        </w:tc>
-        <w:tc>
-          <w:tcPr>
-            <w:tcW w:type="dxa" w:w="2160"/>
-          </w:tcPr>
-          <w:p>
-            <w:r>
-              <w:rPr>
-                <w:b/>
-                <w:sz w:val="16"/>
-              </w:rPr>
-              <w:t>Reason outstanding</w:t>
-            </w:r>
-          </w:p>
-        </w:tc>
-        <w:tc>
-          <w:tcPr>
-            <w:tcW w:type="dxa" w:w="2160"/>
-          </w:tcPr>
-          <w:p>
-            <w:r>
-              <w:rPr>
-                <w:b/>
-                <w:sz w:val="16"/>
-              </w:rPr>
-              <w:t>Recommended next step</w:t>
-            </w:r>
-          </w:p>
-        </w:tc>
-      </w:tr>
-      <w:tr>
-        <w:tc>
-          <w:tcPr>
-            <w:tcW w:type="dxa" w:w="2160"/>
-          </w:tcPr>
-          <w:p>
-            <w:r>
-              <w:rPr>
-                <w:sz w:val="16"/>
-              </w:rPr>
-              <w:t>Angola</w:t>
-            </w:r>
-          </w:p>
-        </w:tc>
-        <w:tc>
-          <w:tcPr>
-            <w:tcW w:type="dxa" w:w="2160"/>
-          </w:tcPr>
-          <w:p>
-            <w:r>
-              <w:rPr>
-                <w:sz w:val="16"/>
-              </w:rPr>
-              <w:t>Download needs POST</w:t>
-            </w:r>
-          </w:p>
-        </w:tc>
-        <w:tc>
-          <w:tcPr>
-            <w:tcW w:type="dxa" w:w="2160"/>
-          </w:tcPr>
-          <w:p>
-            <w:r>
-              <w:rPr>
-                <w:sz w:val="16"/>
-              </w:rPr>
-              <w:t>INE replaced the IEA bulletin PDF with time-series workbooks reachable only by a POST of `filepath` to /Diretorios/Download. The three-level route to them is resolved and recorded in the descriptor.</w:t>
-            </w:r>
-          </w:p>
-        </w:tc>
-        <w:tc>
-          <w:tcPr>
-            <w:tcW w:type="dxa" w:w="2160"/>
-          </w:tcPr>
-          <w:p>
-            <w:r>
-              <w:rPr>
-                <w:sz w:val="16"/>
-              </w:rPr>
-              <w:t>Add POST support to core/fetch, then write a workbook layout. Note the files split on a 13th- vs 19th-ICLS methodology break and must never be chained.</w:t>
-            </w:r>
-          </w:p>
-        </w:tc>
-      </w:tr>
-      <w:tr>
-        <w:tc>
-          <w:tcPr>
-            <w:tcW w:type="dxa" w:w="2160"/>
-          </w:tcPr>
-          <w:p>
-            <w:r>
-              <w:rPr>
-                <w:sz w:val="16"/>
-              </w:rPr>
-              <w:t>Liberia</w:t>
-            </w:r>
-          </w:p>
-        </w:tc>
-        <w:tc>
-          <w:tcPr>
-            <w:tcW w:type="dxa" w:w="2160"/>
-          </w:tcPr>
-          <w:p>
-            <w:r>
-              <w:rPr>
-                <w:sz w:val="16"/>
-              </w:rPr>
-              <w:t>NSO no longer hosts</w:t>
-            </w:r>
-          </w:p>
-        </w:tc>
-        <w:tc>
-          <w:tcPr>
-            <w:tcW w:type="dxa" w:w="2160"/>
-          </w:tcPr>
-          <w:p>
-            <w:r>
-              <w:rPr>
-                <w:sz w:val="16"/>
-              </w:rPr>
-              <w:t>lisgis.gov.lr/surveys.php 404s and the site root is a 9 KB placeholder whose only two links both point to Knoema. A hosting failure, not a fetching one.</w:t>
-            </w:r>
-          </w:p>
-        </w:tc>
-        <w:tc>
-          <w:tcPr>
-            <w:tcW w:type="dxa" w:w="2160"/>
-          </w:tcPr>
-          <w:p>
-            <w:r>
-              <w:rPr>
-                <w:sz w:val="16"/>
-              </w:rPr>
-              <w:t>Re-probe lisgis.gov.lr for any path other than the two placeholder links. Aggregator copies are excluded by policy.</w:t>
-            </w:r>
-          </w:p>
-        </w:tc>
-      </w:tr>
-    </w:tbl>
     <w:p>
       <w:pPr>
         <w:pStyle w:val="Heading1"/>
@@ -2407,7 +2361,7 @@
           <w:b w:val="0"/>
           <w:sz w:val="21"/>
         </w:rPr>
-        <w:t>The collector now covers 26 African countries with faithful, auditable, as-published labour force data — 11,093 rows carrying each NSO's own definition, working-age base and youth band rather than a harmonised approximation of them.</w:t>
+        <w:t>The collector now covers 28 African countries with faithful, auditable, as-published labour force data — 14,682 rows carrying each NSO's own definition, working-age base and youth band rather than a harmonised approximation of them.</w:t>
       </w:r>
     </w:p>
     <w:p>
